--- a/documentos/2026-10-20 RQM Complemento de Modúlo de consulta de logs/T30 - Manual de Despliegue.docx
+++ b/documentos/2026-10-20 RQM Complemento de Modúlo de consulta de logs/T30 - Manual de Despliegue.docx
@@ -219,6 +219,37 @@
         <w:t xml:space="preserve">RESUMEN DE LO QUE SE DESPLIEGA</w:t>
       </w:r>
     </w:p>
+    <w:p>
+      <w:pPr>
+        <w:spacing w:after="120" w:line="276"/>
+      </w:pPr>
+      <w:r>
+        <w:rPr>
+          <w:rFonts w:ascii="Century Gothic" w:cs="Century Gothic" w:eastAsia="Century Gothic" w:hAnsi="Century Gothic"/>
+          <w:sz w:val="20"/>
+          <w:szCs w:val="20"/>
+        </w:rPr>
+        <w:t xml:space="preserve">Se despliega en </w:t>
+      </w:r>
+      <w:r>
+        <w:rPr>
+          <w:rFonts w:ascii="Century Gothic" w:cs="Century Gothic" w:eastAsia="Century Gothic" w:hAnsi="Century Gothic"/>
+          <w:b/>
+          <w:bCs/>
+          <w:sz w:val="20"/>
+          <w:szCs w:val="20"/>
+        </w:rPr>
+        <w:t xml:space="preserve">una sola entrega</w:t>
+      </w:r>
+      <w:r>
+        <w:rPr>
+          <w:rFonts w:ascii="Century Gothic" w:cs="Century Gothic" w:eastAsia="Century Gothic" w:hAnsi="Century Gothic"/>
+          <w:sz w:val="20"/>
+          <w:szCs w:val="20"/>
+        </w:rPr>
+        <w:t xml:space="preserve"> con los cuatro requerimientos:</w:t>
+      </w:r>
+    </w:p>
     <w:tbl>
       <w:tblPr>
         <w:tblW w:type="dxa" w:w="9360"/>
@@ -232,8 +263,8 @@
         </w:tblBorders>
       </w:tblPr>
       <w:tblGrid>
-        <w:gridCol w:w="1200"/>
-        <w:gridCol w:w="8160"/>
+        <w:gridCol w:w="2600"/>
+        <w:gridCol w:w="6760"/>
       </w:tblGrid>
       <w:tr>
         <w:trPr>
@@ -241,7 +272,7 @@
         </w:trPr>
         <w:tc>
           <w:tcPr>
-            <w:tcW w:type="dxa" w:w="1200"/>
+            <w:tcW w:type="dxa" w:w="2600"/>
             <w:tcBorders>
               <w:top w:val="single" w:color="8EAADB" w:sz="4"/>
               <w:left w:val="single" w:color="8EAADB" w:sz="4"/>
@@ -269,13 +300,13 @@
                 <w:sz w:val="18"/>
                 <w:szCs w:val="18"/>
               </w:rPr>
-              <w:t xml:space="preserve">Entrega</w:t>
-            </w:r>
-          </w:p>
-        </w:tc>
-        <w:tc>
-          <w:tcPr>
-            <w:tcW w:type="dxa" w:w="8160"/>
+              <w:t xml:space="preserve">Requerimiento</w:t>
+            </w:r>
+          </w:p>
+        </w:tc>
+        <w:tc>
+          <w:tcPr>
+            <w:tcW w:type="dxa" w:w="6760"/>
             <w:tcBorders>
               <w:top w:val="single" w:color="8EAADB" w:sz="4"/>
               <w:left w:val="single" w:color="8EAADB" w:sz="4"/>
@@ -311,7 +342,7 @@
       <w:tr>
         <w:tc>
           <w:tcPr>
-            <w:tcW w:type="dxa" w:w="1200"/>
+            <w:tcW w:type="dxa" w:w="2600"/>
             <w:tcBorders>
               <w:top w:val="single" w:color="8EAADB" w:sz="4"/>
               <w:left w:val="single" w:color="8EAADB" w:sz="4"/>
@@ -338,13 +369,13 @@
                 <w:sz w:val="18"/>
                 <w:szCs w:val="18"/>
               </w:rPr>
-              <w:t xml:space="preserve">E1</w:t>
-            </w:r>
-          </w:p>
-        </w:tc>
-        <w:tc>
-          <w:tcPr>
-            <w:tcW w:type="dxa" w:w="8160"/>
+              <w:t xml:space="preserve">1. Logs</w:t>
+            </w:r>
+          </w:p>
+        </w:tc>
+        <w:tc>
+          <w:tcPr>
+            <w:tcW w:type="dxa" w:w="6760"/>
             <w:tcBorders>
               <w:top w:val="single" w:color="8EAADB" w:sz="4"/>
               <w:left w:val="single" w:color="8EAADB" w:sz="4"/>
@@ -371,7 +402,7 @@
                 <w:sz w:val="18"/>
                 <w:szCs w:val="18"/>
               </w:rPr>
-              <w:t xml:space="preserve">Índices de log y Track; ofuscación de contraseñas en el Track; visualización de alarmas por contexto; ciclo de vida estándar y log de alarmas de inventario (+ job); Track por entidad y objeto en español; marca Precio bomba en artículos y en la alarma/Excel de mínimos.</w:t>
+              <w:t xml:space="preserve">Índices de log y Track; ofuscación de contraseñas en el Track; visualización de alarmas (filtro por empleado y empleados que la visualizaron); ciclo de vida estándar y log de alarmas de inventario (+ job); Track por entidad y objeto en español; logs de despachos y traslados a proceso; logs de ajustes y tolerancias de OC; Log general (incluye Autómata de Existencias vía NLog).</w:t>
             </w:r>
           </w:p>
         </w:tc>
@@ -379,7 +410,7 @@
       <w:tr>
         <w:tc>
           <w:tcPr>
-            <w:tcW w:type="dxa" w:w="1200"/>
+            <w:tcW w:type="dxa" w:w="2600"/>
             <w:tcBorders>
               <w:top w:val="single" w:color="8EAADB" w:sz="4"/>
               <w:left w:val="single" w:color="8EAADB" w:sz="4"/>
@@ -406,13 +437,13 @@
                 <w:sz w:val="18"/>
                 <w:szCs w:val="18"/>
               </w:rPr>
-              <w:t xml:space="preserve">E2</w:t>
-            </w:r>
-          </w:p>
-        </w:tc>
-        <w:tc>
-          <w:tcPr>
-            <w:tcW w:type="dxa" w:w="8160"/>
+              <w:t xml:space="preserve">2. Marca $ BOMBA</w:t>
+            </w:r>
+          </w:p>
+        </w:tc>
+        <w:tc>
+          <w:tcPr>
+            <w:tcW w:type="dxa" w:w="6760"/>
             <w:tcBorders>
               <w:top w:val="single" w:color="8EAADB" w:sz="4"/>
               <w:left w:val="single" w:color="8EAADB" w:sz="4"/>
@@ -439,7 +470,7 @@
                 <w:sz w:val="18"/>
                 <w:szCs w:val="18"/>
               </w:rPr>
-              <w:t xml:space="preserve">Logs de despachos y traslados a proceso; logs de solicitudes de ajustes y tolerancias de OC; Log general (incluye Autómata de Existencias vía NLog); corrección de estado en el log de ajustes de OC.</w:t>
+              <w:t xml:space="preserve">Marca Precio bomba en artículos, en la alarma y Excel de mínimos; filtros Sí/No/Todos en reportes.</w:t>
             </w:r>
           </w:p>
         </w:tc>
@@ -447,7 +478,7 @@
       <w:tr>
         <w:tc>
           <w:tcPr>
-            <w:tcW w:type="dxa" w:w="1200"/>
+            <w:tcW w:type="dxa" w:w="2600"/>
             <w:tcBorders>
               <w:top w:val="single" w:color="8EAADB" w:sz="4"/>
               <w:left w:val="single" w:color="8EAADB" w:sz="4"/>
@@ -474,13 +505,13 @@
                 <w:sz w:val="18"/>
                 <w:szCs w:val="18"/>
               </w:rPr>
-              <w:t xml:space="preserve">E3</w:t>
-            </w:r>
-          </w:p>
-        </w:tc>
-        <w:tc>
-          <w:tcPr>
-            <w:tcW w:type="dxa" w:w="8160"/>
+              <w:t xml:space="preserve">3. Pedido especial</w:t>
+            </w:r>
+          </w:p>
+        </w:tc>
+        <w:tc>
+          <w:tcPr>
+            <w:tcW w:type="dxa" w:w="6760"/>
             <w:tcBorders>
               <w:top w:val="single" w:color="8EAADB" w:sz="4"/>
               <w:left w:val="single" w:color="8EAADB" w:sz="4"/>
@@ -507,7 +538,7 @@
                 <w:sz w:val="18"/>
                 <w:szCs w:val="18"/>
               </w:rPr>
-              <w:t xml:space="preserve">Precio bomba y filtros Sí/No/Todos en reportes; Pedido especial (captura, lista, detalle, resumen, 6 reportes y exportaciones, logs, tablero, despachos y traslados); exportaciones con sesión obligatoria y sin SQL desde la URL.</w:t>
+              <w:t xml:space="preserve">Captura, lista, detalle, resumen, reportes y exportaciones, logs, tablero, despachos y traslados; exportaciones con sesión obligatoria y sin SQL desde la URL.</w:t>
             </w:r>
           </w:p>
         </w:tc>
@@ -515,7 +546,7 @@
       <w:tr>
         <w:tc>
           <w:tcPr>
-            <w:tcW w:type="dxa" w:w="1200"/>
+            <w:tcW w:type="dxa" w:w="2600"/>
             <w:tcBorders>
               <w:top w:val="single" w:color="8EAADB" w:sz="4"/>
               <w:left w:val="single" w:color="8EAADB" w:sz="4"/>
@@ -542,13 +573,13 @@
                 <w:sz w:val="18"/>
                 <w:szCs w:val="18"/>
               </w:rPr>
-              <w:t xml:space="preserve">E4</w:t>
-            </w:r>
-          </w:p>
-        </w:tc>
-        <w:tc>
-          <w:tcPr>
-            <w:tcW w:type="dxa" w:w="8160"/>
+              <w:t xml:space="preserve">4. Generador de consecutivos de referencia</w:t>
+            </w:r>
+          </w:p>
+        </w:tc>
+        <w:tc>
+          <w:tcPr>
+            <w:tcW w:type="dxa" w:w="6760"/>
             <w:tcBorders>
               <w:top w:val="single" w:color="8EAADB" w:sz="4"/>
               <w:left w:val="single" w:color="8EAADB" w:sz="4"/>
@@ -575,7 +606,7 @@
                 <w:sz w:val="18"/>
                 <w:szCs w:val="18"/>
               </w:rPr>
-              <w:t xml:space="preserve">Consecutivos de referencia interna (Administración › Consecutivos de referencia).</w:t>
+              <w:t xml:space="preserve">Administración › Consecutivos de referencia.</w:t>
             </w:r>
           </w:p>
         </w:tc>

--- a/documentos/2026-10-20 RQM Complemento de Modúlo de consulta de logs/T30 - Manual de Despliegue.docx
+++ b/documentos/2026-10-20 RQM Complemento de Modúlo de consulta de logs/T30 - Manual de Despliegue.docx
@@ -5227,7 +5227,7 @@
           <w:sz w:val="20"/>
           <w:szCs w:val="20"/>
         </w:rPr>
-        <w:t xml:space="preserve"> en este orden: 20, 19, 18, 17, 16, 15, 14, 05, 04.</w:t>
+        <w:t xml:space="preserve"> todas las reversas en este orden: 20, 19, 18, 17, 16, 15, 14, 13, 12, 11, 10, 09, 08, 07, 06, 05, 04, 03, 01 (la 01 siempre de última).</w:t>
       </w:r>
     </w:p>
     <w:p>
@@ -5261,7 +5261,7 @@
           <w:sz w:val="18"/>
           <w:szCs w:val="18"/>
         </w:rPr>
-        <w:t xml:space="preserve">Las tablas de log nuevas y el Track ofuscado se conservan. La reversa 17 elimina la marca Pedido especial; la 20 elimina los consecutivos generados.</w:t>
+        <w:t xml:space="preserve">La BD queda como antes del requerimiento. Solo se pierden sus datos propios: marcas Pedido especial y Precio bomba, consecutivos sugeridos e historial de los logs nuevos. Los pedidos y artículos se conservan. La ofuscación del Track (script 02) no se revierte.</w:t>
       </w:r>
     </w:p>
     <w:p>

--- a/documentos/2026-10-20 RQM Complemento de Modúlo de consulta de logs/T30 - Manual de Despliegue.docx
+++ b/documentos/2026-10-20 RQM Complemento de Modúlo de consulta de logs/T30 - Manual de Despliegue.docx
@@ -765,7 +765,7 @@
           <w:sz w:val="20"/>
           <w:szCs w:val="20"/>
         </w:rPr>
-        <w:t xml:space="preserve">Tener a mano el </w:t>
+        <w:t xml:space="preserve">Tener a mano los </w:t>
       </w:r>
       <w:r>
         <w:rPr>
@@ -775,15 +775,15 @@
           <w:sz w:val="20"/>
           <w:szCs w:val="20"/>
         </w:rPr>
-        <w:t xml:space="preserve">usuario de BD del Autómata de Existencias</w:t>
-      </w:r>
-      <w:r>
-        <w:rPr>
-          <w:rFonts w:ascii="Century Gothic" w:cs="Century Gothic" w:eastAsia="Century Gothic" w:hAnsi="Century Gothic"/>
-          <w:sz w:val="20"/>
-          <w:szCs w:val="20"/>
-        </w:rPr>
-        <w:t xml:space="preserve"> (para el GRANT) y permisos sobre </w:t>
+        <w:t xml:space="preserve">usuarios de BD del Autómata de Existencias y de ArchivosTotvs</w:t>
+      </w:r>
+      <w:r>
+        <w:rPr>
+          <w:rFonts w:ascii="Century Gothic" w:cs="Century Gothic" w:eastAsia="Century Gothic" w:hAnsi="Century Gothic"/>
+          <w:sz w:val="20"/>
+          <w:szCs w:val="20"/>
+        </w:rPr>
+        <w:t xml:space="preserve"> (para los GRANT) y permisos sobre </w:t>
       </w:r>
       <w:r>
         <w:rPr>
@@ -2794,6 +2794,74 @@
           </w:p>
         </w:tc>
       </w:tr>
+      <w:tr>
+        <w:tc>
+          <w:tcPr>
+            <w:tcW w:type="dxa" w:w="4600"/>
+            <w:tcBorders>
+              <w:top w:val="single" w:color="8EAADB" w:sz="4"/>
+              <w:left w:val="single" w:color="8EAADB" w:sz="4"/>
+              <w:bottom w:val="single" w:color="8EAADB" w:sz="4"/>
+              <w:right w:val="single" w:color="8EAADB" w:sz="4"/>
+            </w:tcBorders>
+            <w:shd w:fill="DAE9F7" w:color="auto" w:val="clear"/>
+            <w:tcMar>
+              <w:top w:type="dxa" w:w="60"/>
+              <w:left w:type="dxa" w:w="100"/>
+              <w:bottom w:type="dxa" w:w="60"/>
+              <w:right w:type="dxa" w:w="100"/>
+            </w:tcMar>
+          </w:tcPr>
+          <w:p>
+            <w:pPr>
+              <w:jc w:val="left"/>
+            </w:pPr>
+            <w:r>
+              <w:rPr>
+                <w:rFonts w:ascii="Century Gothic" w:cs="Century Gothic" w:eastAsia="Century Gothic" w:hAnsi="Century Gothic"/>
+                <w:b/>
+                <w:bCs/>
+                <w:sz w:val="18"/>
+                <w:szCs w:val="18"/>
+              </w:rPr>
+              <w:t xml:space="preserve">21 - Log archivos totvs.sql</w:t>
+            </w:r>
+          </w:p>
+        </w:tc>
+        <w:tc>
+          <w:tcPr>
+            <w:tcW w:type="dxa" w:w="4760"/>
+            <w:tcBorders>
+              <w:top w:val="single" w:color="8EAADB" w:sz="4"/>
+              <w:left w:val="single" w:color="8EAADB" w:sz="4"/>
+              <w:bottom w:val="single" w:color="8EAADB" w:sz="4"/>
+              <w:right w:val="single" w:color="8EAADB" w:sz="4"/>
+            </w:tcBorders>
+            <w:shd w:fill="DAE9F7" w:color="auto" w:val="clear"/>
+            <w:tcMar>
+              <w:top w:type="dxa" w:w="60"/>
+              <w:left w:type="dxa" w:w="100"/>
+              <w:bottom w:type="dxa" w:w="60"/>
+              <w:right w:type="dxa" w:w="100"/>
+            </w:tcMar>
+          </w:tcPr>
+          <w:p>
+            <w:pPr>
+              <w:jc w:val="left"/>
+            </w:pPr>
+            <w:r>
+              <w:rPr>
+                <w:rFonts w:ascii="Century Gothic" w:cs="Century Gothic" w:eastAsia="Century Gothic" w:hAnsi="Century Gothic"/>
+                <w:b w:val="false"/>
+                <w:bCs w:val="false"/>
+                <w:sz w:val="18"/>
+                <w:szCs w:val="18"/>
+              </w:rPr>
+              <w:t xml:space="preserve">Sin errores. (El GRANT va en el Paso 3b.)</w:t>
+            </w:r>
+          </w:p>
+        </w:tc>
+      </w:tr>
     </w:tbl>
     <w:p>
       <w:pPr>
@@ -3352,6 +3420,262 @@
           <w:szCs w:val="20"/>
         </w:rPr>
         <w:t xml:space="preserve"> con mensajes recientes.</w:t>
+      </w:r>
+    </w:p>
+    <w:p>
+      <w:pPr>
+        <w:pStyle w:val="Heading1"/>
+        <w:spacing w:after="120" w:before="360"/>
+      </w:pPr>
+      <w:r>
+        <w:rPr>
+          <w:rFonts w:ascii="Century Gothic" w:cs="Century Gothic" w:eastAsia="Century Gothic" w:hAnsi="Century Gothic"/>
+          <w:color w:val="215E99"/>
+          <w:sz w:val="28"/>
+          <w:szCs w:val="28"/>
+        </w:rPr>
+        <w:t xml:space="preserve">PASO 3B – ARCHIVOSTOTVS (NLOG)</w:t>
+      </w:r>
+    </w:p>
+    <w:p>
+      <w:pPr>
+        <w:spacing w:after="120" w:line="276"/>
+      </w:pPr>
+      <w:r>
+        <w:rPr>
+          <w:rFonts w:ascii="Century Gothic" w:cs="Century Gothic" w:eastAsia="Century Gothic" w:hAnsi="Century Gothic"/>
+          <w:sz w:val="20"/>
+          <w:szCs w:val="20"/>
+        </w:rPr>
+        <w:t xml:space="preserve">El servicio ArchivosTotvs (Totvs.FlatFileGenerator) empieza a escribir en el Log general mediante </w:t>
+      </w:r>
+      <w:r>
+        <w:rPr>
+          <w:rFonts w:ascii="Century Gothic" w:cs="Century Gothic" w:eastAsia="Century Gothic" w:hAnsi="Century Gothic"/>
+          <w:b/>
+          <w:bCs/>
+          <w:sz w:val="20"/>
+          <w:szCs w:val="20"/>
+        </w:rPr>
+        <w:t xml:space="preserve">log.SP_INSERT_ARCHIVOS_TOTVS_LOG</w:t>
+      </w:r>
+      <w:r>
+        <w:rPr>
+          <w:rFonts w:ascii="Century Gothic" w:cs="Century Gothic" w:eastAsia="Century Gothic" w:hAnsi="Century Gothic"/>
+          <w:sz w:val="20"/>
+          <w:szCs w:val="20"/>
+        </w:rPr>
+        <w:t xml:space="preserve">, con origen </w:t>
+      </w:r>
+      <w:r>
+        <w:rPr>
+          <w:rFonts w:ascii="Century Gothic" w:cs="Century Gothic" w:eastAsia="Century Gothic" w:hAnsi="Century Gothic"/>
+          <w:b/>
+          <w:bCs/>
+          <w:sz w:val="20"/>
+          <w:szCs w:val="20"/>
+        </w:rPr>
+        <w:t xml:space="preserve">ArchivosTotvs</w:t>
+      </w:r>
+      <w:r>
+        <w:rPr>
+          <w:rFonts w:ascii="Century Gothic" w:cs="Century Gothic" w:eastAsia="Century Gothic" w:hAnsi="Century Gothic"/>
+          <w:sz w:val="20"/>
+          <w:szCs w:val="20"/>
+        </w:rPr>
+        <w:t xml:space="preserve">. Los archivos de log en C:\Log\Totvs se conservan.</w:t>
+      </w:r>
+    </w:p>
+    <w:p>
+      <w:pPr>
+        <w:pStyle w:val="ListParagraph"/>
+        <w:numPr>
+          <w:ilvl w:val="0"/>
+          <w:numId w:val="7"/>
+        </w:numPr>
+        <w:spacing w:after="60"/>
+      </w:pPr>
+      <w:r>
+        <w:rPr>
+          <w:rFonts w:ascii="Century Gothic" w:cs="Century Gothic" w:eastAsia="Century Gothic" w:hAnsi="Century Gothic"/>
+          <w:sz w:val="20"/>
+          <w:szCs w:val="20"/>
+        </w:rPr>
+        <w:t xml:space="preserve">Publicar la versión del servicio de la rama con el cambio: agrega el paquete </w:t>
+      </w:r>
+      <w:r>
+        <w:rPr>
+          <w:rFonts w:ascii="Century Gothic" w:cs="Century Gothic" w:eastAsia="Century Gothic" w:hAnsi="Century Gothic"/>
+          <w:b/>
+          <w:bCs/>
+          <w:sz w:val="20"/>
+          <w:szCs w:val="20"/>
+        </w:rPr>
+        <w:t xml:space="preserve">NLog.Database</w:t>
+      </w:r>
+      <w:r>
+        <w:rPr>
+          <w:rFonts w:ascii="Century Gothic" w:cs="Century Gothic" w:eastAsia="Century Gothic" w:hAnsi="Century Gothic"/>
+          <w:sz w:val="20"/>
+          <w:szCs w:val="20"/>
+        </w:rPr>
+        <w:t xml:space="preserve"> y el </w:t>
+      </w:r>
+      <w:r>
+        <w:rPr>
+          <w:rFonts w:ascii="Century Gothic" w:cs="Century Gothic" w:eastAsia="Century Gothic" w:hAnsi="Century Gothic"/>
+          <w:b/>
+          <w:bCs/>
+          <w:sz w:val="20"/>
+          <w:szCs w:val="20"/>
+        </w:rPr>
+        <w:t xml:space="preserve">NLog.config</w:t>
+      </w:r>
+      <w:r>
+        <w:rPr>
+          <w:rFonts w:ascii="Century Gothic" w:cs="Century Gothic" w:eastAsia="Century Gothic" w:hAnsi="Century Gothic"/>
+          <w:sz w:val="20"/>
+          <w:szCs w:val="20"/>
+        </w:rPr>
+        <w:t xml:space="preserve"> con el target asyncDatabase. Usa la misma cadena </w:t>
+      </w:r>
+      <w:r>
+        <w:rPr>
+          <w:rFonts w:ascii="Century Gothic" w:cs="Century Gothic" w:eastAsia="Century Gothic" w:hAnsi="Century Gothic"/>
+          <w:b/>
+          <w:bCs/>
+          <w:sz w:val="20"/>
+          <w:szCs w:val="20"/>
+        </w:rPr>
+        <w:t xml:space="preserve">ConnectionStrings:AldebaranDbConnection</w:t>
+      </w:r>
+      <w:r>
+        <w:rPr>
+          <w:rFonts w:ascii="Century Gothic" w:cs="Century Gothic" w:eastAsia="Century Gothic" w:hAnsi="Century Gothic"/>
+          <w:sz w:val="20"/>
+          <w:szCs w:val="20"/>
+        </w:rPr>
+        <w:t xml:space="preserve"> del appsettings.json; no se cambia el appsettings de producción.</w:t>
+      </w:r>
+    </w:p>
+    <w:p>
+      <w:pPr>
+        <w:pStyle w:val="ListParagraph"/>
+        <w:numPr>
+          <w:ilvl w:val="0"/>
+          <w:numId w:val="7"/>
+        </w:numPr>
+        <w:spacing w:after="60"/>
+      </w:pPr>
+      <w:r>
+        <w:rPr>
+          <w:rFonts w:ascii="Century Gothic" w:cs="Century Gothic" w:eastAsia="Century Gothic" w:hAnsi="Century Gothic"/>
+          <w:sz w:val="20"/>
+          <w:szCs w:val="20"/>
+        </w:rPr>
+        <w:t xml:space="preserve">Dar permiso al usuario de BD del servicio (reemplazar el nombre):</w:t>
+      </w:r>
+    </w:p>
+    <w:p>
+      <w:pPr>
+        <w:shd w:fill="F2F2F2" w:color="auto" w:val="clear"/>
+        <w:spacing w:after="0"/>
+      </w:pPr>
+      <w:r>
+        <w:rPr>
+          <w:rFonts w:ascii="Consolas" w:cs="Consolas" w:eastAsia="Consolas" w:hAnsi="Consolas"/>
+          <w:sz w:val="17"/>
+          <w:szCs w:val="17"/>
+        </w:rPr>
+        <w:t xml:space="preserve">GRANT EXECUTE ON log.SP_INSERT_ARCHIVOS_TOTVS_LOG TO [usuario_archivos_totvs];</w:t>
+      </w:r>
+    </w:p>
+    <w:p>
+      <w:pPr>
+        <w:pStyle w:val="ListParagraph"/>
+        <w:numPr>
+          <w:ilvl w:val="0"/>
+          <w:numId w:val="8"/>
+        </w:numPr>
+        <w:spacing w:after="60"/>
+      </w:pPr>
+      <w:r>
+        <w:rPr>
+          <w:rFonts w:ascii="Century Gothic" w:cs="Century Gothic" w:eastAsia="Century Gothic" w:hAnsi="Century Gothic"/>
+          <w:sz w:val="20"/>
+          <w:szCs w:val="20"/>
+        </w:rPr>
+        <w:t xml:space="preserve">Reiniciar el servicio.</w:t>
+      </w:r>
+    </w:p>
+    <w:p>
+      <w:pPr>
+        <w:pStyle w:val="ListParagraph"/>
+        <w:numPr>
+          <w:ilvl w:val="0"/>
+          <w:numId w:val="8"/>
+        </w:numPr>
+        <w:spacing w:after="60"/>
+      </w:pPr>
+      <w:r>
+        <w:rPr>
+          <w:rFonts w:ascii="Century Gothic" w:cs="Century Gothic" w:eastAsia="Century Gothic" w:hAnsi="Century Gothic"/>
+          <w:sz w:val="20"/>
+          <w:szCs w:val="20"/>
+        </w:rPr>
+        <w:t xml:space="preserve">Verificar en el sitio: </w:t>
+      </w:r>
+      <w:r>
+        <w:rPr>
+          <w:rFonts w:ascii="Century Gothic" w:cs="Century Gothic" w:eastAsia="Century Gothic" w:hAnsi="Century Gothic"/>
+          <w:b/>
+          <w:bCs/>
+          <w:sz w:val="20"/>
+          <w:szCs w:val="20"/>
+        </w:rPr>
+        <w:t xml:space="preserve">Log general</w:t>
+      </w:r>
+      <w:r>
+        <w:rPr>
+          <w:rFonts w:ascii="Century Gothic" w:cs="Century Gothic" w:eastAsia="Century Gothic" w:hAnsi="Century Gothic"/>
+          <w:sz w:val="20"/>
+          <w:szCs w:val="20"/>
+        </w:rPr>
+        <w:t xml:space="preserve">, origen </w:t>
+      </w:r>
+      <w:r>
+        <w:rPr>
+          <w:rFonts w:ascii="Century Gothic" w:cs="Century Gothic" w:eastAsia="Century Gothic" w:hAnsi="Century Gothic"/>
+          <w:b/>
+          <w:bCs/>
+          <w:sz w:val="20"/>
+          <w:szCs w:val="20"/>
+        </w:rPr>
+        <w:t xml:space="preserve">ArchivosTotvs</w:t>
+      </w:r>
+      <w:r>
+        <w:rPr>
+          <w:rFonts w:ascii="Century Gothic" w:cs="Century Gothic" w:eastAsia="Century Gothic" w:hAnsi="Century Gothic"/>
+          <w:sz w:val="20"/>
+          <w:szCs w:val="20"/>
+        </w:rPr>
+        <w:t xml:space="preserve"> con mensajes recientes.</w:t>
+      </w:r>
+    </w:p>
+    <w:p>
+      <w:pPr>
+        <w:spacing w:after="120"/>
+      </w:pPr>
+      <w:r>
+        <w:rPr>
+          <w:rFonts w:ascii="Century Gothic" w:cs="Century Gothic" w:eastAsia="Century Gothic" w:hAnsi="Century Gothic"/>
+          <w:i/>
+          <w:iCs/>
+          <w:color w:val="7F7F7F"/>
+          <w:sz w:val="18"/>
+          <w:szCs w:val="18"/>
+        </w:rPr>
+        <w:t xml:space="preserve">El target es asíncrono y descartable: si falta el script 21 o el permiso, el servicio sigue generando archivos con normalidad y solo deja de escribir en el Log general.</w:t>
       </w:r>
     </w:p>
     <w:p>
@@ -4883,7 +5207,7 @@
                 <w:sz w:val="18"/>
                 <w:szCs w:val="18"/>
               </w:rPr>
-              <w:t xml:space="preserve">Cada opción abre con rango de fechas; Log general muestra AutomataExistencias; Track busca por un pedido.</w:t>
+              <w:t xml:space="preserve">Cada opción abre con rango de fechas; Log general muestra AutomataExistencias y ArchivosTotvs; Track busca por un pedido.</w:t>
             </w:r>
           </w:p>
         </w:tc>
@@ -5181,7 +5505,7 @@
         <w:pStyle w:val="ListParagraph"/>
         <w:numPr>
           <w:ilvl w:val="0"/>
-          <w:numId w:val="7"/>
+          <w:numId w:val="9"/>
         </w:numPr>
         <w:spacing w:after="60"/>
       </w:pPr>
@@ -5199,7 +5523,7 @@
         <w:pStyle w:val="ListParagraph"/>
         <w:numPr>
           <w:ilvl w:val="0"/>
-          <w:numId w:val="7"/>
+          <w:numId w:val="9"/>
         </w:numPr>
         <w:spacing w:after="60"/>
       </w:pPr>
@@ -5227,7 +5551,7 @@
           <w:sz w:val="20"/>
           <w:szCs w:val="20"/>
         </w:rPr>
-        <w:t xml:space="preserve"> todas las reversas en este orden: 20, 19, 18, 17, 16, 15, 14, 13, 12, 11, 10, 09, 08, 07, 06, 05, 04, 03, 01 (la 01 siempre de última).</w:t>
+        <w:t xml:space="preserve"> todas las reversas en este orden: 21, 20, 19, 18, 17, 16, 15, 14, 13, 12, 11, 10, 09, 08, 07, 06, 05, 04, 03, 01 (la 01 siempre de última).</w:t>
       </w:r>
     </w:p>
     <w:p>
@@ -5235,7 +5559,7 @@
         <w:pStyle w:val="ListParagraph"/>
         <w:numPr>
           <w:ilvl w:val="0"/>
-          <w:numId w:val="7"/>
+          <w:numId w:val="9"/>
         </w:numPr>
         <w:spacing w:after="60"/>
       </w:pPr>
@@ -5245,7 +5569,7 @@
           <w:sz w:val="20"/>
           <w:szCs w:val="20"/>
         </w:rPr>
-        <w:t xml:space="preserve">Restaurar el NLog.config anterior del autómata y reiniciarlo.</w:t>
+        <w:t xml:space="preserve">Restaurar el NLog.config anterior del autómata y la versión anterior de ArchivosTotvs, y reiniciarlos.</w:t>
       </w:r>
     </w:p>
     <w:p>
@@ -6335,6 +6659,18 @@
   </w:num>
   <w:num w:numId="7">
     <w:abstractNumId w:val="9"/>
+    <w:lvlOverride w:ilvl="0">
+      <w:startOverride w:val="1"/>
+    </w:lvlOverride>
+  </w:num>
+  <w:num w:numId="8">
+    <w:abstractNumId w:val="10"/>
+    <w:lvlOverride w:ilvl="0">
+      <w:startOverride w:val="1"/>
+    </w:lvlOverride>
+  </w:num>
+  <w:num w:numId="9">
+    <w:abstractNumId w:val="11"/>
     <w:lvlOverride w:ilvl="0">
       <w:startOverride w:val="1"/>
     </w:lvlOverride>
